--- a/klagomål/A 22875-2026 FSC-klagomål.docx
+++ b/klagomål/A 22875-2026 FSC-klagomål.docx
@@ -1298,7 +1298,7 @@
     <w:r>
       <w:tab/>
       <w:tab/>
-      <w:t>2026-06-24</w:t>
+      <w:t>2026-06-25</w:t>
       <w:br/>
       <w:br/>
     </w:r>

--- a/klagomål/A 22875-2026 FSC-klagomål.docx
+++ b/klagomål/A 22875-2026 FSC-klagomål.docx
@@ -1298,7 +1298,7 @@
     <w:r>
       <w:tab/>
       <w:tab/>
-      <w:t>2026-06-25</w:t>
+      <w:t>2026-06-26</w:t>
       <w:br/>
       <w:br/>
     </w:r>

--- a/klagomål/A 22875-2026 FSC-klagomål.docx
+++ b/klagomål/A 22875-2026 FSC-klagomål.docx
@@ -1298,7 +1298,7 @@
     <w:r>
       <w:tab/>
       <w:tab/>
-      <w:t>2026-06-26</w:t>
+      <w:t>2026-06-27</w:t>
       <w:br/>
       <w:br/>
     </w:r>

--- a/klagomål/A 22875-2026 FSC-klagomål.docx
+++ b/klagomål/A 22875-2026 FSC-klagomål.docx
@@ -1298,7 +1298,7 @@
     <w:r>
       <w:tab/>
       <w:tab/>
-      <w:t>2026-06-27</w:t>
+      <w:t>2026-06-28</w:t>
       <w:br/>
       <w:br/>
     </w:r>

--- a/klagomål/A 22875-2026 FSC-klagomål.docx
+++ b/klagomål/A 22875-2026 FSC-klagomål.docx
@@ -1298,7 +1298,7 @@
     <w:r>
       <w:tab/>
       <w:tab/>
-      <w:t>2026-06-28</w:t>
+      <w:t>2026-06-29</w:t>
       <w:br/>
       <w:br/>
     </w:r>

--- a/klagomål/A 22875-2026 FSC-klagomål.docx
+++ b/klagomål/A 22875-2026 FSC-klagomål.docx
@@ -1298,7 +1298,7 @@
     <w:r>
       <w:tab/>
       <w:tab/>
-      <w:t>2026-06-29</w:t>
+      <w:t>2026-06-30</w:t>
       <w:br/>
       <w:br/>
     </w:r>

--- a/klagomål/A 22875-2026 FSC-klagomål.docx
+++ b/klagomål/A 22875-2026 FSC-klagomål.docx
@@ -1298,7 +1298,7 @@
     <w:r>
       <w:tab/>
       <w:tab/>
-      <w:t>2026-06-30</w:t>
+      <w:t>2026-07-01</w:t>
       <w:br/>
       <w:br/>
     </w:r>

--- a/klagomål/A 22875-2026 FSC-klagomål.docx
+++ b/klagomål/A 22875-2026 FSC-klagomål.docx
@@ -1298,7 +1298,7 @@
     <w:r>
       <w:tab/>
       <w:tab/>
-      <w:t>2026-07-01</w:t>
+      <w:t>2026-07-02</w:t>
       <w:br/>
       <w:br/>
     </w:r>

--- a/klagomål/A 22875-2026 FSC-klagomål.docx
+++ b/klagomål/A 22875-2026 FSC-klagomål.docx
@@ -1298,7 +1298,7 @@
     <w:r>
       <w:tab/>
       <w:tab/>
-      <w:t>2026-07-13</w:t>
+      <w:t>2026-07-14</w:t>
       <w:br/>
       <w:br/>
     </w:r>

--- a/klagomål/A 22875-2026 FSC-klagomål.docx
+++ b/klagomål/A 22875-2026 FSC-klagomål.docx
@@ -1298,7 +1298,7 @@
     <w:r>
       <w:tab/>
       <w:tab/>
-      <w:t>2026-07-14</w:t>
+      <w:t>2026-07-15</w:t>
       <w:br/>
       <w:br/>
     </w:r>

--- a/klagomål/A 22875-2026 FSC-klagomål.docx
+++ b/klagomål/A 22875-2026 FSC-klagomål.docx
@@ -1298,7 +1298,7 @@
     <w:r>
       <w:tab/>
       <w:tab/>
-      <w:t>2026-07-15</w:t>
+      <w:t>2026-07-16</w:t>
       <w:br/>
       <w:br/>
     </w:r>

--- a/klagomål/A 22875-2026 FSC-klagomål.docx
+++ b/klagomål/A 22875-2026 FSC-klagomål.docx
@@ -1298,7 +1298,7 @@
     <w:r>
       <w:tab/>
       <w:tab/>
-      <w:t>2026-07-16</w:t>
+      <w:t>2026-07-17</w:t>
       <w:br/>
       <w:br/>
     </w:r>

--- a/klagomål/A 22875-2026 FSC-klagomål.docx
+++ b/klagomål/A 22875-2026 FSC-klagomål.docx
@@ -1298,7 +1298,7 @@
     <w:r>
       <w:tab/>
       <w:tab/>
-      <w:t>2026-07-17</w:t>
+      <w:t>2026-07-18</w:t>
       <w:br/>
       <w:br/>
     </w:r>

--- a/klagomål/A 22875-2026 FSC-klagomål.docx
+++ b/klagomål/A 22875-2026 FSC-klagomål.docx
@@ -1298,7 +1298,7 @@
     <w:r>
       <w:tab/>
       <w:tab/>
-      <w:t>2026-07-18</w:t>
+      <w:t>2026-07-19</w:t>
       <w:br/>
       <w:br/>
     </w:r>

--- a/klagomål/A 22875-2026 FSC-klagomål.docx
+++ b/klagomål/A 22875-2026 FSC-klagomål.docx
@@ -1298,7 +1298,7 @@
     <w:r>
       <w:tab/>
       <w:tab/>
-      <w:t>2026-07-19</w:t>
+      <w:t>2026-07-20</w:t>
       <w:br/>
       <w:br/>
     </w:r>

--- a/klagomål/A 22875-2026 FSC-klagomål.docx
+++ b/klagomål/A 22875-2026 FSC-klagomål.docx
@@ -1298,7 +1298,7 @@
     <w:r>
       <w:tab/>
       <w:tab/>
-      <w:t>2026-07-20</w:t>
+      <w:t>2026-07-21</w:t>
       <w:br/>
       <w:br/>
     </w:r>

--- a/klagomål/A 22875-2026 FSC-klagomål.docx
+++ b/klagomål/A 22875-2026 FSC-klagomål.docx
@@ -1298,7 +1298,7 @@
     <w:r>
       <w:tab/>
       <w:tab/>
-      <w:t>2026-07-21</w:t>
+      <w:t>2026-07-22</w:t>
       <w:br/>
       <w:br/>
     </w:r>

--- a/klagomål/A 22875-2026 FSC-klagomål.docx
+++ b/klagomål/A 22875-2026 FSC-klagomål.docx
@@ -1298,7 +1298,7 @@
     <w:r>
       <w:tab/>
       <w:tab/>
-      <w:t>2026-07-22</w:t>
+      <w:t>2026-07-23</w:t>
       <w:br/>
       <w:br/>
     </w:r>

--- a/klagomål/A 22875-2026 FSC-klagomål.docx
+++ b/klagomål/A 22875-2026 FSC-klagomål.docx
@@ -1298,7 +1298,7 @@
     <w:r>
       <w:tab/>
       <w:tab/>
-      <w:t>2026-07-23</w:t>
+      <w:t>2026-07-24</w:t>
       <w:br/>
       <w:br/>
     </w:r>

--- a/klagomål/A 22875-2026 FSC-klagomål.docx
+++ b/klagomål/A 22875-2026 FSC-klagomål.docx
@@ -1298,7 +1298,7 @@
     <w:r>
       <w:tab/>
       <w:tab/>
-      <w:t>2026-07-24</w:t>
+      <w:t>2026-07-25</w:t>
       <w:br/>
       <w:br/>
     </w:r>

--- a/klagomål/A 22875-2026 FSC-klagomål.docx
+++ b/klagomål/A 22875-2026 FSC-klagomål.docx
@@ -1298,7 +1298,7 @@
     <w:r>
       <w:tab/>
       <w:tab/>
-      <w:t>2026-07-25</w:t>
+      <w:t>2026-07-26</w:t>
       <w:br/>
       <w:br/>
     </w:r>

--- a/klagomål/A 22875-2026 FSC-klagomål.docx
+++ b/klagomål/A 22875-2026 FSC-klagomål.docx
@@ -1298,7 +1298,7 @@
     <w:r>
       <w:tab/>
       <w:tab/>
-      <w:t>2026-07-26</w:t>
+      <w:t>2026-07-27</w:t>
       <w:br/>
       <w:br/>
     </w:r>

--- a/klagomål/A 22875-2026 FSC-klagomål.docx
+++ b/klagomål/A 22875-2026 FSC-klagomål.docx
@@ -1298,7 +1298,7 @@
     <w:r>
       <w:tab/>
       <w:tab/>
-      <w:t>2026-07-27</w:t>
+      <w:t>2026-07-28</w:t>
       <w:br/>
       <w:br/>
     </w:r>

--- a/klagomål/A 22875-2026 FSC-klagomål.docx
+++ b/klagomål/A 22875-2026 FSC-klagomål.docx
@@ -1298,7 +1298,7 @@
     <w:r>
       <w:tab/>
       <w:tab/>
-      <w:t>2026-07-28</w:t>
+      <w:t>2026-07-29</w:t>
       <w:br/>
       <w:br/>
     </w:r>

--- a/klagomål/A 22875-2026 FSC-klagomål.docx
+++ b/klagomål/A 22875-2026 FSC-klagomål.docx
@@ -1298,7 +1298,7 @@
     <w:r>
       <w:tab/>
       <w:tab/>
-      <w:t>2026-07-29</w:t>
+      <w:t>2026-07-30</w:t>
       <w:br/>
       <w:br/>
     </w:r>

--- a/klagomål/A 22875-2026 FSC-klagomål.docx
+++ b/klagomål/A 22875-2026 FSC-klagomål.docx
@@ -1298,7 +1298,7 @@
     <w:r>
       <w:tab/>
       <w:tab/>
-      <w:t>2026-07-30</w:t>
+      <w:t>2026-07-31</w:t>
       <w:br/>
       <w:br/>
     </w:r>

--- a/klagomål/A 22875-2026 FSC-klagomål.docx
+++ b/klagomål/A 22875-2026 FSC-klagomål.docx
@@ -1298,7 +1298,7 @@
     <w:r>
       <w:tab/>
       <w:tab/>
-      <w:t>2026-07-31</w:t>
+      <w:t>2026-08-01</w:t>
       <w:br/>
       <w:br/>
     </w:r>

--- a/klagomål/A 22875-2026 FSC-klagomål.docx
+++ b/klagomål/A 22875-2026 FSC-klagomål.docx
@@ -1298,7 +1298,7 @@
     <w:r>
       <w:tab/>
       <w:tab/>
-      <w:t>2026-08-01</w:t>
+      <w:t>2026-08-02</w:t>
       <w:br/>
       <w:br/>
     </w:r>

--- a/klagomål/A 22875-2026 FSC-klagomål.docx
+++ b/klagomål/A 22875-2026 FSC-klagomål.docx
@@ -1298,7 +1298,7 @@
     <w:r>
       <w:tab/>
       <w:tab/>
-      <w:t>2026-08-02</w:t>
+      <w:t>2026-08-03</w:t>
       <w:br/>
       <w:br/>
     </w:r>

--- a/klagomål/A 22875-2026 FSC-klagomål.docx
+++ b/klagomål/A 22875-2026 FSC-klagomål.docx
@@ -1298,7 +1298,7 @@
     <w:r>
       <w:tab/>
       <w:tab/>
-      <w:t>2026-08-03</w:t>
+      <w:t>2026-08-05</w:t>
       <w:br/>
       <w:br/>
     </w:r>

--- a/klagomål/A 22875-2026 FSC-klagomål.docx
+++ b/klagomål/A 22875-2026 FSC-klagomål.docx
@@ -1298,7 +1298,7 @@
     <w:r>
       <w:tab/>
       <w:tab/>
-      <w:t>2026-08-05</w:t>
+      <w:t>2026-08-07</w:t>
       <w:br/>
       <w:br/>
     </w:r>

--- a/klagomål/A 22875-2026 FSC-klagomål.docx
+++ b/klagomål/A 22875-2026 FSC-klagomål.docx
@@ -1298,7 +1298,7 @@
     <w:r>
       <w:tab/>
       <w:tab/>
-      <w:t>2026-08-07</w:t>
+      <w:t>2026-08-08</w:t>
       <w:br/>
       <w:br/>
     </w:r>

--- a/klagomål/A 22875-2026 FSC-klagomål.docx
+++ b/klagomål/A 22875-2026 FSC-klagomål.docx
@@ -216,7 +216,7 @@
         <w:spacing w:after="240"/>
       </w:pPr>
       <w:r>
-        <w:t>Figur 1. Fyndplatser för naturvårdsarter i och inom 8 meter från avverkningsanmälan. Markörer utan svart kant är placerade på fyndplatsen. Markörer med svart kant är placerade vid sidan av fyndplatsen har ett svart streck som visar fyndplatsens exakta position. Kartans mittpunktskoordinat är N 6505569, E 474789 i SWEREF 99 TM.</w:t>
+        <w:t>Figur 1. Fyndplatser för naturvårdsarter i och inom 8 meter från avverkningsanmälan. Markörer utan svart kant är placerade på fyndplatsen. Markörer med svart kant är placerade vid sidan av fyndplatsen och har ett svart streck som visar fyndplatsens exakta position. Kartans mittpunktskoordinat är N 6505569, E 474789 i SWEREF 99 TM.</w:t>
       </w:r>
     </w:p>
     <w:p>
@@ -1298,7 +1298,7 @@
     <w:r>
       <w:tab/>
       <w:tab/>
-      <w:t>2026-08-14</w:t>
+      <w:t>2026-08-15</w:t>
       <w:br/>
       <w:br/>
     </w:r>

--- a/klagomål/A 22875-2026 FSC-klagomål.docx
+++ b/klagomål/A 22875-2026 FSC-klagomål.docx
@@ -1298,7 +1298,7 @@
     <w:r>
       <w:tab/>
       <w:tab/>
-      <w:t>2026-08-15</w:t>
+      <w:t>2026-08-16</w:t>
       <w:br/>
       <w:br/>
     </w:r>

--- a/klagomål/A 22875-2026 FSC-klagomål.docx
+++ b/klagomål/A 22875-2026 FSC-klagomål.docx
@@ -1298,7 +1298,7 @@
     <w:r>
       <w:tab/>
       <w:tab/>
-      <w:t>2026-08-16</w:t>
+      <w:t>2026-08-17</w:t>
       <w:br/>
       <w:br/>
     </w:r>

--- a/klagomål/A 22875-2026 FSC-klagomål.docx
+++ b/klagomål/A 22875-2026 FSC-klagomål.docx
@@ -1298,7 +1298,7 @@
     <w:r>
       <w:tab/>
       <w:tab/>
-      <w:t>2026-08-17</w:t>
+      <w:t>2026-08-18</w:t>
       <w:br/>
       <w:br/>
     </w:r>

--- a/klagomål/A 22875-2026 FSC-klagomål.docx
+++ b/klagomål/A 22875-2026 FSC-klagomål.docx
@@ -1298,7 +1298,7 @@
     <w:r>
       <w:tab/>
       <w:tab/>
-      <w:t>2026-08-18</w:t>
+      <w:t>2026-08-19</w:t>
       <w:br/>
       <w:br/>
     </w:r>

--- a/klagomål/A 22875-2026 FSC-klagomål.docx
+++ b/klagomål/A 22875-2026 FSC-klagomål.docx
@@ -1298,7 +1298,7 @@
     <w:r>
       <w:tab/>
       <w:tab/>
-      <w:t>2026-08-19</w:t>
+      <w:t>2026-08-20</w:t>
       <w:br/>
       <w:br/>
     </w:r>

--- a/klagomål/A 22875-2026 FSC-klagomål.docx
+++ b/klagomål/A 22875-2026 FSC-klagomål.docx
@@ -1298,7 +1298,7 @@
     <w:r>
       <w:tab/>
       <w:tab/>
-      <w:t>2026-08-20</w:t>
+      <w:t>2026-08-21</w:t>
       <w:br/>
       <w:br/>
     </w:r>

--- a/klagomål/A 22875-2026 FSC-klagomål.docx
+++ b/klagomål/A 22875-2026 FSC-klagomål.docx
@@ -1298,7 +1298,7 @@
     <w:r>
       <w:tab/>
       <w:tab/>
-      <w:t>2026-08-21</w:t>
+      <w:t>2026-08-22</w:t>
       <w:br/>
       <w:br/>
     </w:r>

--- a/klagomål/A 22875-2026 FSC-klagomål.docx
+++ b/klagomål/A 22875-2026 FSC-klagomål.docx
@@ -1298,7 +1298,7 @@
     <w:r>
       <w:tab/>
       <w:tab/>
-      <w:t>2026-08-22</w:t>
+      <w:t>2026-08-23</w:t>
       <w:br/>
       <w:br/>
     </w:r>

--- a/klagomål/A 22875-2026 FSC-klagomål.docx
+++ b/klagomål/A 22875-2026 FSC-klagomål.docx
@@ -1298,7 +1298,7 @@
     <w:r>
       <w:tab/>
       <w:tab/>
-      <w:t>2026-08-23</w:t>
+      <w:t>2026-08-24</w:t>
       <w:br/>
       <w:br/>
     </w:r>

--- a/klagomål/A 22875-2026 FSC-klagomål.docx
+++ b/klagomål/A 22875-2026 FSC-klagomål.docx
@@ -1298,7 +1298,7 @@
     <w:r>
       <w:tab/>
       <w:tab/>
-      <w:t>2026-08-24</w:t>
+      <w:t>2026-08-25</w:t>
       <w:br/>
       <w:br/>
     </w:r>

--- a/klagomål/A 22875-2026 FSC-klagomål.docx
+++ b/klagomål/A 22875-2026 FSC-klagomål.docx
@@ -1298,7 +1298,7 @@
     <w:r>
       <w:tab/>
       <w:tab/>
-      <w:t>2026-08-25</w:t>
+      <w:t>2026-08-26</w:t>
       <w:br/>
       <w:br/>
     </w:r>

--- a/klagomål/A 22875-2026 FSC-klagomål.docx
+++ b/klagomål/A 22875-2026 FSC-klagomål.docx
@@ -1298,7 +1298,7 @@
     <w:r>
       <w:tab/>
       <w:tab/>
-      <w:t>2026-08-26</w:t>
+      <w:t>2026-08-27</w:t>
       <w:br/>
       <w:br/>
     </w:r>

--- a/klagomål/A 22875-2026 FSC-klagomål.docx
+++ b/klagomål/A 22875-2026 FSC-klagomål.docx
@@ -1298,7 +1298,7 @@
     <w:r>
       <w:tab/>
       <w:tab/>
-      <w:t>2026-08-27</w:t>
+      <w:t>2026-08-28</w:t>
       <w:br/>
       <w:br/>
     </w:r>

--- a/klagomål/A 22875-2026 FSC-klagomål.docx
+++ b/klagomål/A 22875-2026 FSC-klagomål.docx
@@ -1298,7 +1298,7 @@
     <w:r>
       <w:tab/>
       <w:tab/>
-      <w:t>2026-08-28</w:t>
+      <w:t>2026-08-29</w:t>
       <w:br/>
       <w:br/>
     </w:r>

--- a/klagomål/A 22875-2026 FSC-klagomål.docx
+++ b/klagomål/A 22875-2026 FSC-klagomål.docx
@@ -1298,7 +1298,7 @@
     <w:r>
       <w:tab/>
       <w:tab/>
-      <w:t>2026-08-29</w:t>
+      <w:t>2026-08-31</w:t>
       <w:br/>
       <w:br/>
     </w:r>

--- a/klagomål/A 22875-2026 FSC-klagomål.docx
+++ b/klagomål/A 22875-2026 FSC-klagomål.docx
@@ -1298,7 +1298,7 @@
     <w:r>
       <w:tab/>
       <w:tab/>
-      <w:t>2026-08-31</w:t>
+      <w:t>2026-09-01</w:t>
       <w:br/>
       <w:br/>
     </w:r>

--- a/klagomål/A 22875-2026 FSC-klagomål.docx
+++ b/klagomål/A 22875-2026 FSC-klagomål.docx
@@ -1298,7 +1298,7 @@
     <w:r>
       <w:tab/>
       <w:tab/>
-      <w:t>2026-09-01</w:t>
+      <w:t>2026-09-02</w:t>
       <w:br/>
       <w:br/>
     </w:r>

--- a/klagomål/A 22875-2026 FSC-klagomål.docx
+++ b/klagomål/A 22875-2026 FSC-klagomål.docx
@@ -178,7 +178,7 @@
       <w:r>
         <w:drawing>
           <wp:inline xmlns:a="http://schemas.openxmlformats.org/drawingml/2006/main" xmlns:pic="http://schemas.openxmlformats.org/drawingml/2006/picture">
-            <wp:extent cx="5486400" cy="4317476"/>
+            <wp:extent cx="5486400" cy="4434369"/>
             <wp:docPr id="1" name="Picture 1"/>
             <wp:cNvGraphicFramePr>
               <a:graphicFrameLocks noChangeAspect="1"/>
@@ -199,7 +199,7 @@
                   <pic:spPr>
                     <a:xfrm>
                       <a:off x="0" y="0"/>
-                      <a:ext cx="5486400" cy="4317476"/>
+                      <a:ext cx="5486400" cy="4434369"/>
                     </a:xfrm>
                     <a:prstGeom prst="rect"/>
                   </pic:spPr>
@@ -221,7 +221,7 @@
     </w:p>
     <w:p>
       <w:r>
-        <w:t>I och inom 8 meter från avverkningsanmälan finns fynd av 10 naturvårdsarter, varav 2 är rödlistade, 5 är fridlysta, 5 är typiska (T) och 4 är signalarter (S): talltita (NT, §4), älg (NT), björksplintborre (S), bronshjon (S, T), mindre märgborre (S, T), vågbandad barkbock (S), mattlummer (T, §9), spillkråka (T, §4), tjäder (T, §4) och revlummer (§9). Se Figur 1.</w:t>
+        <w:t>I och inom 8 meter från avverkningsanmälan finns fynd av 12 naturvårdsarter, varav 2 är rödlistade, 7 är fridlysta, 7 är typiska (T) och 4 är signalarter (S): talltita (NT, §4), älg (NT), björksplintborre (S), bronshjon (S, T), mindre märgborre (S, T), vågbandad barkbock (S), mattlummer (T, §9), nattskärra (T, §4), spillkråka (T, §4), tjäder (T, §4), tofsmes (T, §4) och revlummer (§9). Se Figur 1.</w:t>
       </w:r>
     </w:p>
     <w:p>
@@ -354,6 +354,26 @@
         <w:rPr>
           <w:b/>
         </w:rPr>
+        <w:t>Nattskärra (§4)</w:t>
+      </w:r>
+      <w:r>
+        <w:t xml:space="preserve"> hör i ett historiskt perspektiv hemma i utmarkernas glesa, betade skogar, på ljunghedar och brandfält, tallmoar och i anslutning till torra naturbetesmarker i gränsen mot skogen. Numera påträffas arten i första hand i glesa tallskogar på hällmarker, sandfält och kring högmossar. Uppträder ofta i anslutning till hyggen. Hemområdet för häckande nattskärror är enligt brittiska studier 50–200 hektar, men det förekommer att nattskärror flyger över 5 kilometer för att födosöka i särskilt insektsrika miljöer. Nattskärra är fridlyst enligt 4§ artskyddsförordningen, omfattas av bilaga 1 EU:s fågeldirektiv och är typisk art för </w:t>
+      </w:r>
+      <w:r>
+        <w:rPr>
+          <w:i/>
+        </w:rPr>
+        <w:t>9010 Taiga</w:t>
+      </w:r>
+      <w:r>
+        <w:t xml:space="preserve"> (Skogsstyrelsen, 2016; SLU Artdatabanken, 2025).</w:t>
+      </w:r>
+    </w:p>
+    <w:p>
+      <w:r>
+        <w:rPr>
+          <w:b/>
+        </w:rPr>
         <w:t>Spillkråka (§4)</w:t>
       </w:r>
       <w:r>
@@ -405,6 +425,26 @@
       </w:r>
       <w:r>
         <w:t>. Tjädern är en utpräglad skogsfågel knuten till större sammanhängande barrskogsområden. Tupparna och hönorna utnyttjar till viss del olika miljöer, och habitatvalet varierar dessutom mellan olika delar av året. För att det ska finnas livskraftiga tjäderbestånd krävs funktionella skogslandskap med en blandning av uppvuxen, gles och luckig skog, täta sumpskogar, myrar och andra små våtmarker. Arten försvinner när skogen fragmenteras och den sammanlagda arealen hyggen och andra öppna områden blir för stor. Ett småskaligt och försiktigt virkesuttag genom hyggesfria metoder kan i vissa fall vara möjligt i området inom 200 m från lekcentrum. Längre ut från lekcentrum, inom 200–500 m bör den avverkade ytan inte överskrida 1 hektar för att undvika alltför stora och snabba förändringar (Skogsstyrelsen, 2019; SLU Artdatabanken, 2024).</w:t>
+      </w:r>
+    </w:p>
+    <w:p>
+      <w:r>
+        <w:rPr>
+          <w:b/>
+        </w:rPr>
+        <w:t>Tofsmes (§4)</w:t>
+      </w:r>
+      <w:r>
+        <w:t xml:space="preserve"> häckar i barr- och blandskog, främst i tallskog. Tofsmes är typisk art för </w:t>
+      </w:r>
+      <w:r>
+        <w:rPr>
+          <w:i/>
+        </w:rPr>
+        <w:t xml:space="preserve">9010 Taiga </w:t>
+      </w:r>
+      <w:r>
+        <w:t>(SLU Artdatabanken, 2025).</w:t>
       </w:r>
     </w:p>
     <w:p>
@@ -513,7 +553,7 @@
         <w:rPr>
           <w:i/>
         </w:rPr>
-        <w:t>I det avverkningsanmälda skogsområdet har 10 naturvårdsarter varav 2 rödlistade arter sina livsmiljöer och växtplatser.</w:t>
+        <w:t>I det avverkningsanmälda skogsområdet har 12 naturvårdsarter varav 2 rödlistade arter sina livsmiljöer och växtplatser.</w:t>
       </w:r>
     </w:p>
     <w:p>
@@ -1298,7 +1338,7 @@
     <w:r>
       <w:tab/>
       <w:tab/>
-      <w:t>2026-09-02</w:t>
+      <w:t>2026-09-03</w:t>
       <w:br/>
       <w:br/>
     </w:r>

--- a/klagomål/A 22875-2026 FSC-klagomål.docx
+++ b/klagomål/A 22875-2026 FSC-klagomål.docx
@@ -1338,7 +1338,7 @@
     <w:r>
       <w:tab/>
       <w:tab/>
-      <w:t>2026-09-03</w:t>
+      <w:t>2026-09-04</w:t>
       <w:br/>
       <w:br/>
     </w:r>

--- a/klagomål/A 22875-2026 FSC-klagomål.docx
+++ b/klagomål/A 22875-2026 FSC-klagomål.docx
@@ -1338,7 +1338,7 @@
     <w:r>
       <w:tab/>
       <w:tab/>
-      <w:t>2026-09-04</w:t>
+      <w:t>2026-09-05</w:t>
       <w:br/>
       <w:br/>
     </w:r>
